--- a/testakten/longcovid-erwerbsminderung-feldermann-leipzig/13_akteneinsicht_drv_auswertungsbericht.docx
+++ b/testakten/longcovid-erwerbsminderung-feldermann-leipzig/13_akteneinsicht_drv_auswertungsbericht.docx
@@ -370,7 +370,7 @@
         <w:pStyle w:val="ListBullet"/>
       </w:pPr>
       <w:r>
-        <w:t>Der Gutachter hat die ME/CFS-Diagnose der Charité (Prof. Scheibenbogen, 11/2025) zwar zur Kenntnis genommen (zitiert Band II, Bl. 184), aber mit dem Hinweis abgetan, es gebe "keinen allgemein anerkannten diagnostischen Standard für ME/CFS in der deutschen Sozialmedizin". Diese Aussage ist falsch — die S3-Leitlinie Post-COVID (AWMF 020-027, Dezember 2023) enthält dezidierte Diagnosekriterien.</w:t>
+        <w:t>Der Gutachter hat die ME/CFS-Diagnose der Universitätsmedizin Berlin-Nord (Prof. Seifert, 11/2025) zwar zur Kenntnis genommen (zitiert Band II, Bl. 184), aber mit dem Hinweis abgetan, es gebe "keinen allgemein anerkannten diagnostischen Standard für ME/CFS in der deutschen Sozialmedizin". Diese Aussage ist falsch — die S3-Leitlinie Post-COVID (AWMF 020-027, Dezember 2023) enthält dezidierte Diagnosekriterien.</w:t>
       </w:r>
     </w:p>
     <w:p>
@@ -429,7 +429,7 @@
         <w:jc w:val="left"/>
       </w:pPr>
       <w:r>
-        <w:t>Kein Hinweis darauf, dass die widersprüchlichen Fachbefunde (Charité, SKH) dem Gutachter zur Nachbegutachtung vorgelegt wurden. Verstoß gegen Amtsermittlungsgrundsatz (§ 20 SGB X).</w:t>
+        <w:t>Kein Hinweis darauf, dass die widersprüchlichen Fachbefunde (Universitätsmedizin Berlin-Nord, SKH) dem Gutachter zur Nachbegutachtung vorgelegt wurden. Verstoß gegen Amtsermittlungsgrundsatz (Paragraf 20 SGB X).</w:t>
       </w:r>
     </w:p>
     <w:p>
@@ -729,7 +729,7 @@
         <w:jc w:val="left"/>
       </w:pPr>
       <w:r>
-        <w:t>Versicherungsrechtliche Voraussetzungen § 43 SGB VI: 5-Jahres-Wartezeit erfüllt (210 Monate &gt; 60 Monate). 3 Jahre Pflichtbeiträge in letzten 5 Jahren: Bl. 45 zeigt 27 Monate Krankengeld-Beiträge (11/2021–01/2024) innerhalb der letzten 5 Jahre → Voraussetzung erfüllt.</w:t>
+        <w:t>Versicherungsrechtliche Voraussetzungen Paragraf 43 SGB VI: 5-Jahres-Wartezeit erfüllt (210 Monate &gt; 60 Monate). 3 Jahre Pflichtbeiträge in letzten 5 Jahren: Bl. 45 zeigt 27 Monate Krankengeld-Beiträge (11/2021–01/2024) innerhalb der letzten 5 Jahre → Voraussetzung erfüllt.</w:t>
       </w:r>
     </w:p>
     <w:p>
@@ -900,7 +900,7 @@
                 <w:rFonts w:ascii="Times New Roman" w:hAnsi="Times New Roman"/>
                 <w:sz w:val="20"/>
               </w:rPr>
-              <w:t>Prof. Scheibenbogen (Charité), 1. Bericht</w:t>
+              <w:t>Prof. Seifert (Universitätsmedizin Berlin-Nord), 1. Bericht</w:t>
             </w:r>
           </w:p>
         </w:tc>
@@ -958,7 +958,7 @@
                 <w:rFonts w:ascii="Times New Roman" w:hAnsi="Times New Roman"/>
                 <w:sz w:val="20"/>
               </w:rPr>
-              <w:t>SKH Leipzig (Psychiatrie)</w:t>
+              <w:t>Klinikum am Auenwald Leipzig (Psychiatrie)</w:t>
             </w:r>
           </w:p>
         </w:tc>
@@ -1074,7 +1074,7 @@
                 <w:rFonts w:ascii="Times New Roman" w:hAnsi="Times New Roman"/>
                 <w:sz w:val="20"/>
               </w:rPr>
-              <w:t>Prof. Scheibenbogen (Charité), 2. Bericht</w:t>
+              <w:t>Prof. Seifert (Universitätsmedizin Berlin-Nord), 2. Bericht</w:t>
             </w:r>
           </w:p>
         </w:tc>
@@ -1119,7 +1119,7 @@
         <w:t>Fazit:</w:t>
       </w:r>
       <w:r>
-        <w:t xml:space="preserve"> Drei unabhängige Fachärzte/Einrichtungen (Hausarzt Märker, Charité Scheibenbogen, SKH Psychiatrie) kommen zum Ergebnis vollständiger Erwerbsunfähigkeit. Das DRV-Gutachten Härtung steht als einzige Stimme dagegen — und ist methodisch angreifbar (s. Aktenstück 07).</w:t>
+        <w:t xml:space="preserve"> Drei unabhängige Fachärzte/Einrichtungen (Hausarzt Märker, Universitätsmedizin Berlin-Nord Seifert, SKH Psychiatrie) kommen zum Ergebnis vollständiger Erwerbsunfähigkeit. Das DRV-Gutachten Härtung steht als einzige Stimme dagegen — und ist methodisch angreifbar (s. Aktenstück 07).</w:t>
       </w:r>
     </w:p>
     <w:p/>
@@ -1142,7 +1142,7 @@
         <w:rPr>
           <w:b/>
         </w:rPr>
-        <w:t>§ 20 SGB X (Amtsermittlung):</w:t>
+        <w:t>Paragraf 20 SGB X (Amtsermittlung):</w:t>
       </w:r>
       <w:r>
         <w:t xml:space="preserve"> Die DRV hat trotz offensichtlichem Widerspruch zwischen DRV-Gutachten und Fachbefunden kein Gegengutachten oder Ergänzungsgutachten eingeholt.</w:t>
@@ -1156,7 +1156,7 @@
         <w:rPr>
           <w:b/>
         </w:rPr>
-        <w:t>§ 25 SGB X (Akteneinsicht):</w:t>
+        <w:t>Paragraf 25 SGB X (Akteneinsicht):</w:t>
       </w:r>
       <w:r>
         <w:t xml:space="preserve"> Akteneinsicht wurde erstmals am 18.02.2026 beantragt; Akte erst am 04.03.2026 vorgelegt (14 Tage Wartezeit). Fristenkontrolle beachten.</w:t>
@@ -1170,7 +1170,7 @@
         <w:rPr>
           <w:b/>
         </w:rPr>
-        <w:t>Fehlende Anhörung (§ 24 SGB X):</w:t>
+        <w:t>Fehlende Anhörung (Paragraf 24 SGB X):</w:t>
       </w:r>
       <w:r>
         <w:t xml:space="preserve"> Es ist nicht dokumentiert, dass die Versicherte vor Erlass des Ablehnungsbescheids ordnungsgemäß angehört wurde. Band III, Bl. 260–265 enthält ein Anhörungsschreiben vom 28.11.2025; Antwort der Versicherten (ohne anwaltliche Vertretung) auf Bl. 266 — inhaltlich unzureichend, da Fachbefunde nicht vorlagen.</w:t>
@@ -1202,7 +1202,7 @@
         <w:t>Privatgutachtens</w:t>
       </w:r>
       <w:r>
-        <w:t xml:space="preserve"> (ME/CFS-Spezialist, z. B. Charité oder Universitätsklinik Hamburg/Eppendorf) — Kosten ca. 1.500–2.500 EUR; ggf. über PKH.</w:t>
+        <w:t xml:space="preserve"> (ME/CFS-Spezialist, z. B. Universitätsmedizin Berlin-Nord oder Universitätsklinik Hamburg/Eppendorf) — Kosten ca. 1.500–2.500 EUR; ggf. über PKH.</w:t>
       </w:r>
     </w:p>
     <w:p>
@@ -1216,7 +1216,7 @@
         <w:t>Zwei-Tage-CPET</w:t>
       </w:r>
       <w:r>
-        <w:t xml:space="preserve"> (kardiopulmonaler Belastungstest über zwei aufeinanderfolgende Tage) bei Prof. Scheibenbogen anfordern — zentrales Beweismittel für PEM-Objektivierung.</w:t>
+        <w:t xml:space="preserve"> (kardiopulmonaler Belastungstest über zwei aufeinanderfolgende Tage) bei Prof. Seifert anfordern — zentrales Beweismittel für PEM-Objektivierung.</w:t>
       </w:r>
     </w:p>
     <w:p>
@@ -1230,7 +1230,7 @@
         <w:t>Zeugenbeweis:</w:t>
       </w:r>
       <w:r>
-        <w:t xml:space="preserve"> Dres. Märker und Scheibenbogen als sachverständige Zeugen benennen.</w:t>
+        <w:t xml:space="preserve"> Dres. Märker und Seifert als sachverständige Zeugen benennen.</w:t>
       </w:r>
     </w:p>
     <w:p>
